--- a/estandar-a/templates/1-1-reporte-evaluacion-inicial.docx
+++ b/estandar-a/templates/1-1-reporte-evaluacion-inicial.docx
@@ -200,7 +200,7 @@
           <w:color w:val="4B5563"/>
           <w:sz w:val="20"/>
         </w:rPr>
-        <w:t xml:space="preserve"> Panadería La Espiga (caso pedagógico del manual): 3 sucursales en una ciudad media, 12 empleados, vende pan tradicional. Doña Beatriz (dueña) y Carlos (hijo, apoyo administrativo) quieren reducir el tiempo que las encargadas pasan respondiendo consultas repetitivas por WhatsApp.</w:t>
+        <w:t xml:space="preserve"> 3 sucursales en una ciudad media, 12 empleados, vende pan tradicional. Doña Beatriz (dueña) y Carlos (hijo, apoyo administrativo) quieren reducir el tiempo que las encargadas pasan respondiendo consultas repetitivas por WhatsApp.</w:t>
       </w:r>
     </w:p>
     <w:tbl>
